--- a/assignments/GGS662_assignment_1.docx
+++ b/assignments/GGS662_assignment_1.docx
@@ -46,7 +46,7 @@
           <w:szCs w:val="28"/>
           <w:u w:val="single"/>
         </w:rPr>
-        <w:t xml:space="preserve"> an </w:t>
+        <w:t xml:space="preserve"> an agentic </w:t>
       </w:r>
       <w:r>
         <w:rPr>
@@ -55,7 +55,7 @@
           <w:szCs w:val="28"/>
           <w:u w:val="single"/>
         </w:rPr>
-        <w:t>a</w:t>
+        <w:t>framework</w:t>
       </w:r>
       <w:r>
         <w:rPr>
@@ -64,34 +64,7 @@
           <w:szCs w:val="28"/>
           <w:u w:val="single"/>
         </w:rPr>
-        <w:t xml:space="preserve">gentic </w:t>
-      </w:r>
-      <w:r>
-        <w:rPr>
-          <w:rFonts w:ascii="Times New Roman" w:hAnsi="Times New Roman" w:cs="Times New Roman"/>
-          <w:sz w:val="28"/>
-          <w:szCs w:val="28"/>
-          <w:u w:val="single"/>
-        </w:rPr>
-        <w:t>framework</w:t>
-      </w:r>
-      <w:r>
-        <w:rPr>
-          <w:rFonts w:ascii="Times New Roman" w:hAnsi="Times New Roman" w:cs="Times New Roman"/>
-          <w:sz w:val="28"/>
-          <w:szCs w:val="28"/>
-          <w:u w:val="single"/>
-        </w:rPr>
-        <w:t xml:space="preserve"> a</w:t>
-      </w:r>
-      <w:r>
-        <w:rPr>
-          <w:rFonts w:ascii="Times New Roman" w:hAnsi="Times New Roman" w:cs="Times New Roman"/>
-          <w:sz w:val="28"/>
-          <w:szCs w:val="28"/>
-          <w:u w:val="single"/>
-        </w:rPr>
-        <w:t xml:space="preserve">pplication </w:t>
+        <w:t xml:space="preserve"> application </w:t>
       </w:r>
     </w:p>
     <w:p>
@@ -678,7 +651,19 @@
               <w:rPr>
                 <w:rFonts w:ascii="Times New Roman" w:hAnsi="Times New Roman" w:cs="Times New Roman"/>
               </w:rPr>
-              <w:t>What artifacts will be created, and what conclusions may—and may not—be drawn from them?</w:t>
+              <w:t>What artifacts will be created, and what conclusions may</w:t>
+            </w:r>
+            <w:r>
+              <w:rPr>
+                <w:rFonts w:ascii="Times New Roman" w:hAnsi="Times New Roman" w:cs="Times New Roman"/>
+              </w:rPr>
+              <w:t xml:space="preserve"> </w:t>
+            </w:r>
+            <w:r>
+              <w:rPr>
+                <w:rFonts w:ascii="Times New Roman" w:hAnsi="Times New Roman" w:cs="Times New Roman"/>
+              </w:rPr>
+              <w:t>be drawn from them?</w:t>
             </w:r>
           </w:p>
         </w:tc>
